--- a/Volume 1/Chapter 01 - Development Environment/SPA_Vol1_Ch1_Lesson1_6_TypeScript_Setup.docx
+++ b/Volume 1/Chapter 01 - Development Environment/SPA_Vol1_Ch1_Lesson1_6_TypeScript_Setup.docx
@@ -1045,7 +1045,7 @@
         <w:keepNext/>
       </w:pPr>
       <w:r>
-        <w:t>New-Item -ItemType Directory -Force $HOME\spa | Out-Null</w:t>
+        <w:t>New-Item -ItemType Directory -Force "$HOME\spa" | Out-Null</w:t>
       </w:r>
     </w:p>
     <w:p>
@@ -1053,7 +1053,7 @@
         <w:pStyle w:val="CommandBlock"/>
       </w:pPr>
       <w:r>
-        <w:t>Set-Location $HOME\spa</w:t>
+        <w:t>Set-Location "$HOME\spa"</w:t>
       </w:r>
     </w:p>
     <w:p>
@@ -1090,7 +1090,7 @@
         <w:keepNext/>
       </w:pPr>
       <w:r>
-        <w:t>New-Item -ItemType Directory -Force .\lesson-1.6\typescript\basic | Out-Null</w:t>
+        <w:t>New-Item -ItemType Directory -Force "$HOME\spa\lesson-1.6\typescript\basic" |</w:t>
       </w:r>
     </w:p>
     <w:p>
@@ -1099,7 +1099,7 @@
         <w:keepNext/>
       </w:pPr>
       <w:r>
-        <w:t>New-Item -ItemType Directory -Force .\lesson-1.6\typescript\src | Out-Null</w:t>
+        <w:t xml:space="preserve">    Out-Null</w:t>
       </w:r>
     </w:p>
     <w:p>
@@ -1108,12 +1108,30 @@
         <w:keepNext/>
       </w:pPr>
       <w:r>
-        <w:t>Set-Location .\lesson-1.6</w:t>
+        <w:t>New-Item -ItemType Directory -Force "$HOME\spa\lesson-1.6\typescript\src" |</w:t>
       </w:r>
     </w:p>
     <w:p>
       <w:pPr>
         <w:pStyle w:val="CommandBlock"/>
+        <w:keepNext/>
+      </w:pPr>
+      <w:r>
+        <w:t xml:space="preserve">    Out-Null</w:t>
+      </w:r>
+    </w:p>
+    <w:p>
+      <w:pPr>
+        <w:pStyle w:val="CommandBlock"/>
+        <w:keepNext/>
+      </w:pPr>
+      <w:r>
+        <w:t>Set-Location "$HOME\spa\lesson-1.6"</w:t>
+      </w:r>
+    </w:p>
+    <w:p>
+      <w:pPr>
+        <w:pStyle w:val="CommandBlock"/>
       </w:pPr>
       <w:r>
         <w:t>Get-Location</w:t>
@@ -1129,7 +1147,7 @@
         <w:pStyle w:val="ListBullet"/>
       </w:pPr>
       <w:r>
-        <w:t>Each New-Item line makes a folder, and every missing folder on the way to it, so the first line also makes lesson-1.6 and typescript.</w:t>
+        <w:t>Each New-Item line makes a folder, and every missing folder on the way to it, so the first line also makes lesson-1.6 and typescript. Each folder is a full path that starts with $HOME\spa, so the line makes the same folder from any folder you are in. A | at the end of a line carries the command on to the next line.</w:t>
       </w:r>
     </w:p>
     <w:p>
@@ -1137,7 +1155,7 @@
         <w:pStyle w:val="ListBullet"/>
       </w:pPr>
       <w:r>
-        <w:t>Set-Location .\lesson-1.6 moves into the lesson folder, and Get-Location prints where you are.</w:t>
+        <w:t>Set-Location "$HOME\spa\lesson-1.6" moves into the lesson folder, and Get-Location prints where you are.</w:t>
       </w:r>
     </w:p>
     <w:p>
@@ -1253,7 +1271,7 @@
         <w:keepNext/>
       </w:pPr>
       <w:r>
-        <w:t>mkdir -p ~/spa/lesson-1.6/typescript/basic ~/spa/lesson-1.6/typescript/src</w:t>
+        <w:t>mkdir -p "$HOME/spa/lesson-1.6/typescript/basic"</w:t>
       </w:r>
     </w:p>
     <w:p>
@@ -1262,7 +1280,16 @@
         <w:keepNext/>
       </w:pPr>
       <w:r>
-        <w:t>cd ~/spa/lesson-1.6</w:t>
+        <w:t>mkdir -p "$HOME/spa/lesson-1.6/typescript/src"</w:t>
+      </w:r>
+    </w:p>
+    <w:p>
+      <w:pPr>
+        <w:pStyle w:val="CommandBlock"/>
+        <w:keepNext/>
+      </w:pPr>
+      <w:r>
+        <w:t>cd "$HOME/spa/lesson-1.6"</w:t>
       </w:r>
     </w:p>
     <w:p>
@@ -3718,31 +3745,31 @@
       </w:rPr>
     </w:lvl>
   </w:abstractNum>
-  <w:num w:numId="1" w16cid:durableId="808595110">
+  <w:num w:numId="1" w16cid:durableId="1429620053">
     <w:abstractNumId w:val="8"/>
   </w:num>
-  <w:num w:numId="2" w16cid:durableId="17003534">
+  <w:num w:numId="2" w16cid:durableId="1057163377">
     <w:abstractNumId w:val="6"/>
   </w:num>
-  <w:num w:numId="3" w16cid:durableId="1382748432">
+  <w:num w:numId="3" w16cid:durableId="518158906">
     <w:abstractNumId w:val="5"/>
   </w:num>
-  <w:num w:numId="4" w16cid:durableId="552428985">
+  <w:num w:numId="4" w16cid:durableId="1695381939">
     <w:abstractNumId w:val="4"/>
   </w:num>
-  <w:num w:numId="5" w16cid:durableId="2126462330">
+  <w:num w:numId="5" w16cid:durableId="35011480">
     <w:abstractNumId w:val="7"/>
   </w:num>
-  <w:num w:numId="6" w16cid:durableId="139882001">
+  <w:num w:numId="6" w16cid:durableId="203178797">
     <w:abstractNumId w:val="3"/>
   </w:num>
-  <w:num w:numId="7" w16cid:durableId="139537177">
+  <w:num w:numId="7" w16cid:durableId="1896500767">
     <w:abstractNumId w:val="2"/>
   </w:num>
-  <w:num w:numId="8" w16cid:durableId="783353541">
+  <w:num w:numId="8" w16cid:durableId="1202128089">
     <w:abstractNumId w:val="1"/>
   </w:num>
-  <w:num w:numId="9" w16cid:durableId="1594051242">
+  <w:num w:numId="9" w16cid:durableId="1916814206">
     <w:abstractNumId w:val="0"/>
   </w:num>
 </w:numbering>

--- a/Volume 1/Chapter 01 - Development Environment/SPA_Vol1_Ch1_Lesson1_6_TypeScript_Setup.docx
+++ b/Volume 1/Chapter 01 - Development Environment/SPA_Vol1_Ch1_Lesson1_6_TypeScript_Setup.docx
@@ -1990,10 +1990,7 @@
     </w:p>
     <w:p>
       <w:r>
-        <w:t>Remember from Lesson 1.1: this is the Production-Minded build, the way real tools are built. From Chapter 2 on, every TypeScript program in this course is built the way real projects are: you do not type tsc commands with file names. Two files you save once hold the decisions. package.json pins the compiler and names the build commands, and tsconfig.json holds the compiler settings. The source lives in .\typescript\src and the compiled JavaScript in .\typescript\dist, so the files you write and the files th</w:t>
-      </w:r>
-      <w:r>
-        <w:t>e compiler writes never mix.</w:t>
+        <w:t>Remember from Lesson 1.1: this is the Production-Minded build, the way real tools are built. From Chapter 2 on, every TypeScript program in this course is built the way real projects are: you do not type tsc commands with file names. Two files you save once hold the decisions. package.json pins the compiler and names the build commands, and tsconfig.json holds the compiler settings. The source lives in .\typescript\src and the compiled JavaScript in .\typescript\dist, so the files you write and the files the compiler writes never mix.</w:t>
       </w:r>
     </w:p>
     <w:p>
@@ -3556,10 +3553,7 @@
     </w:p>
     <w:p>
       <w:r>
-        <w:t>Node.js runs JavaScript, npm installs packages, and tsc turns TypeScript into JavaScript after checking it. You installed the compiler into a project instead of the whole computer, ran it by hand, and then let package.json and tsconfig.json drive the same build with strict checking and separate src and output folders (dist by default). From Chapter 2 on, every TypeScript program uses this layout and these commands; one project can hold several files in src, and each becomes a .js file of the same name in di</w:t>
-      </w:r>
-      <w:r>
-        <w:t>st, so the Basic program becomes a second file in the course project and the separate basic folder is no longer needed. Next, Lesson 1.7 Compiler Basics looks at what the compilers you installed in Lessons 1.1 to 1.6 do as they build. Start every lesson with Set-Location $HOME\spa.</w:t>
+        <w:t>Node.js runs JavaScript, npm installs packages, and tsc turns TypeScript into JavaScript after checking it. You installed the compiler into a project instead of the whole computer, ran it by hand, and then let package.json and tsconfig.json drive the same build with strict checking and separate src and output folders (dist by default). From Chapter 2 on, every TypeScript program uses this layout and these commands; one project can hold several files in src, and each becomes a .js file of the same name in dist, so the Basic program becomes a second file in the course project and the separate basic folder is no longer needed. Next, Lesson 1.7 Compiler Basics looks at what the compilers you installed in Lessons 1.1 to 1.6 do as they build. Start every lesson with Set-Location $HOME\spa.</w:t>
       </w:r>
     </w:p>
     <w:sectPr>
